--- a/8 semestr/QA/output/642п, Астаф’єв А.Г., записка до курсового.docx
+++ b/8 semestr/QA/output/642п, Астаф’єв А.Г., записка до курсового.docx
@@ -296,14 +296,7 @@
           <w:szCs w:val="24"/>
           <w:u w:val="single"/>
         </w:rPr>
-        <w:t xml:space="preserve">на тему:   «Верифікація та тестування </w:t>
-      </w:r>
-      <w:r>
-        <w:rPr>
-          <w:szCs w:val="24"/>
-          <w:u w:val="single"/>
-        </w:rPr>
-        <w:t>“</w:t>
+        <w:t>на тему:   «Верифікація та тестування “</w:t>
       </w:r>
       <w:proofErr w:type="spellStart"/>
       <w:r>
@@ -335,14 +328,7 @@
           <w:szCs w:val="24"/>
           <w:u w:val="single"/>
         </w:rPr>
-        <w:t>”</w:t>
-      </w:r>
-      <w:r>
-        <w:rPr>
-          <w:szCs w:val="24"/>
-          <w:u w:val="single"/>
-        </w:rPr>
-        <w:t>»</w:t>
+        <w:t>”»</w:t>
       </w:r>
     </w:p>
     <w:p>
@@ -423,13 +409,7 @@
         <w:rPr>
           <w:u w:val="single"/>
         </w:rPr>
-        <w:t>642</w:t>
-      </w:r>
-      <w:r>
-        <w:rPr>
-          <w:u w:val="single"/>
-        </w:rPr>
-        <w:t>п</w:t>
+        <w:t>642п</w:t>
       </w:r>
       <w:r>
         <w:t xml:space="preserve"> групи</w:t>
@@ -629,13 +609,7 @@
         </w:rPr>
       </w:pPr>
       <w:r>
-        <w:t xml:space="preserve">                                                               </w:t>
-      </w:r>
-      <w:r>
-        <w:t xml:space="preserve">      </w:t>
-      </w:r>
-      <w:r>
-        <w:t xml:space="preserve">   </w:t>
+        <w:t xml:space="preserve">                                                                        </w:t>
       </w:r>
       <w:r>
         <w:rPr>
@@ -723,8 +697,6 @@
       </w:r>
       <w:r>
         <w:tab/>
-      </w:r>
-      <w:r>
         <w:t xml:space="preserve">                                                 </w:t>
       </w:r>
     </w:p>
@@ -775,8 +747,6 @@
       </w:r>
       <w:r>
         <w:tab/>
-      </w:r>
-      <w:r>
         <w:t xml:space="preserve">                                   </w:t>
       </w:r>
     </w:p>
@@ -848,24 +818,30 @@
     </w:p>
     <w:sdt>
       <w:sdtPr>
+        <w:rPr>
+          <w:rFonts w:ascii="Times New Roman" w:eastAsiaTheme="minorEastAsia" w:hAnsi="Times New Roman" w:cstheme="minorBidi"/>
+          <w:b w:val="0"/>
+          <w:bCs w:val="0"/>
+          <w:szCs w:val="22"/>
+        </w:rPr>
         <w:id w:val="1316837902"/>
         <w:docPartObj>
           <w:docPartGallery w:val="Table of Contents"/>
           <w:docPartUnique/>
         </w:docPartObj>
       </w:sdtPr>
-      <w:sdtEndPr>
-        <w:rPr>
-          <w:rFonts w:ascii="Times New Roman" w:eastAsiaTheme="minorEastAsia" w:hAnsi="Times New Roman" w:cstheme="minorBidi"/>
-          <w:szCs w:val="22"/>
-        </w:rPr>
-      </w:sdtEndPr>
       <w:sdtContent>
         <w:p>
           <w:pPr>
             <w:pStyle w:val="aff1"/>
+            <w:rPr>
+              <w:rFonts w:ascii="Times New Roman" w:hAnsi="Times New Roman" w:cs="Times New Roman"/>
+            </w:rPr>
           </w:pPr>
           <w:r>
+            <w:rPr>
+              <w:rFonts w:ascii="Times New Roman" w:hAnsi="Times New Roman" w:cs="Times New Roman"/>
+            </w:rPr>
             <w:t>Зміст</w:t>
           </w:r>
         </w:p>
@@ -1045,19 +1021,7 @@
               <w:rPr>
                 <w:rStyle w:val="affa"/>
               </w:rPr>
-              <w:t>2.1 Мет</w:t>
-            </w:r>
-            <w:r>
-              <w:rPr>
-                <w:rStyle w:val="affa"/>
-              </w:rPr>
-              <w:t>а</w:t>
-            </w:r>
-            <w:r>
-              <w:rPr>
-                <w:rStyle w:val="affa"/>
-              </w:rPr>
-              <w:t xml:space="preserve"> тестування</w:t>
+              <w:t>2.1 Мета тестування</w:t>
             </w:r>
             <w:r>
               <w:rPr>
@@ -2341,6 +2305,7 @@
         </w:rPr>
       </w:pPr>
       <w:r>
+        <w:lastRenderedPageBreak/>
         <w:br w:type="page"/>
       </w:r>
     </w:p>
@@ -3484,8 +3449,8 @@
       <w:pPr>
         <w:pStyle w:val="1"/>
       </w:pPr>
-      <w:bookmarkStart w:id="3" w:name="планування-тестування-продуктивності"/>
-      <w:bookmarkStart w:id="4" w:name="_Toc228832268"/>
+      <w:bookmarkStart w:id="3" w:name="_Toc228832268"/>
+      <w:bookmarkStart w:id="4" w:name="планування-тестування-продуктивності"/>
       <w:bookmarkEnd w:id="0"/>
       <w:r>
         <w:rPr>
@@ -3493,21 +3458,21 @@
         </w:rPr>
         <w:t>2 Планування тестування продуктивності</w:t>
       </w:r>
-      <w:bookmarkEnd w:id="4"/>
+      <w:bookmarkEnd w:id="3"/>
     </w:p>
     <w:p>
       <w:pPr>
         <w:pStyle w:val="20"/>
       </w:pPr>
-      <w:bookmarkStart w:id="5" w:name="мета-тестування"/>
-      <w:bookmarkStart w:id="6" w:name="_Toc228832269"/>
+      <w:bookmarkStart w:id="5" w:name="_Toc228832269"/>
+      <w:bookmarkStart w:id="6" w:name="мета-тестування"/>
       <w:r>
         <w:rPr>
           <w:rFonts w:ascii="Times New Roman" w:hAnsi="Times New Roman"/>
         </w:rPr>
         <w:t>2.1 Мета тестування</w:t>
       </w:r>
-      <w:bookmarkEnd w:id="6"/>
+      <w:bookmarkEnd w:id="5"/>
     </w:p>
     <w:p>
       <w:r>
@@ -3662,16 +3627,16 @@
       <w:pPr>
         <w:pStyle w:val="20"/>
       </w:pPr>
-      <w:bookmarkStart w:id="7" w:name="обєкт-тестування"/>
-      <w:bookmarkStart w:id="8" w:name="_Toc228832270"/>
-      <w:bookmarkEnd w:id="5"/>
+      <w:bookmarkStart w:id="7" w:name="_Toc228832270"/>
+      <w:bookmarkStart w:id="8" w:name="обєкт-тестування"/>
+      <w:bookmarkEnd w:id="6"/>
       <w:r>
         <w:rPr>
           <w:rFonts w:ascii="Times New Roman" w:hAnsi="Times New Roman"/>
         </w:rPr>
         <w:t>2.2 Об’єкт тестування</w:t>
       </w:r>
-      <w:bookmarkEnd w:id="8"/>
+      <w:bookmarkEnd w:id="7"/>
     </w:p>
     <w:p>
       <w:r>
@@ -3714,16 +3679,16 @@
       <w:pPr>
         <w:pStyle w:val="20"/>
       </w:pPr>
-      <w:bookmarkStart w:id="9" w:name="тестове-середовище"/>
-      <w:bookmarkStart w:id="10" w:name="_Toc228832271"/>
-      <w:bookmarkEnd w:id="7"/>
+      <w:bookmarkStart w:id="9" w:name="_Toc228832271"/>
+      <w:bookmarkStart w:id="10" w:name="тестове-середовище"/>
+      <w:bookmarkEnd w:id="8"/>
       <w:r>
         <w:rPr>
           <w:rFonts w:ascii="Times New Roman" w:hAnsi="Times New Roman"/>
         </w:rPr>
         <w:t>2.3 Тестове середовище</w:t>
       </w:r>
-      <w:bookmarkEnd w:id="10"/>
+      <w:bookmarkEnd w:id="9"/>
     </w:p>
     <w:p>
       <w:r>
@@ -4625,16 +4590,16 @@
       <w:pPr>
         <w:pStyle w:val="20"/>
       </w:pPr>
-      <w:bookmarkStart w:id="11" w:name="ендпоінти-під-тестом"/>
-      <w:bookmarkStart w:id="12" w:name="_Toc228832272"/>
-      <w:bookmarkEnd w:id="9"/>
+      <w:bookmarkStart w:id="11" w:name="_Toc228832272"/>
+      <w:bookmarkStart w:id="12" w:name="ендпоінти-під-тестом"/>
+      <w:bookmarkEnd w:id="10"/>
       <w:r>
         <w:rPr>
           <w:rFonts w:ascii="Times New Roman" w:hAnsi="Times New Roman"/>
         </w:rPr>
         <w:t>2.4 Ендпоінти під тестом</w:t>
       </w:r>
-      <w:bookmarkEnd w:id="12"/>
+      <w:bookmarkEnd w:id="11"/>
     </w:p>
     <w:p>
       <w:r>
@@ -6104,16 +6069,16 @@
       <w:pPr>
         <w:pStyle w:val="20"/>
       </w:pPr>
-      <w:bookmarkStart w:id="13" w:name="сценарії-тестування"/>
-      <w:bookmarkStart w:id="14" w:name="_Toc228832273"/>
-      <w:bookmarkEnd w:id="11"/>
+      <w:bookmarkStart w:id="13" w:name="_Toc228832273"/>
+      <w:bookmarkStart w:id="14" w:name="сценарії-тестування"/>
+      <w:bookmarkEnd w:id="12"/>
       <w:r>
         <w:rPr>
           <w:rFonts w:ascii="Times New Roman" w:hAnsi="Times New Roman"/>
         </w:rPr>
         <w:t>2.5 Сценарії тестування</w:t>
       </w:r>
-      <w:bookmarkEnd w:id="14"/>
+      <w:bookmarkEnd w:id="13"/>
     </w:p>
     <w:p>
       <w:r>
@@ -6762,9 +6727,9 @@
       <w:pPr>
         <w:pStyle w:val="20"/>
       </w:pPr>
-      <w:bookmarkStart w:id="15" w:name="критерії-прийняття-thresholds"/>
-      <w:bookmarkStart w:id="16" w:name="_Toc228832274"/>
-      <w:bookmarkEnd w:id="13"/>
+      <w:bookmarkStart w:id="15" w:name="_Toc228832274"/>
+      <w:bookmarkStart w:id="16" w:name="критерії-прийняття-thresholds"/>
+      <w:bookmarkEnd w:id="14"/>
       <w:r>
         <w:rPr>
           <w:rFonts w:ascii="Times New Roman" w:hAnsi="Times New Roman"/>
@@ -6785,7 +6750,7 @@
         </w:rPr>
         <w:t>)</w:t>
       </w:r>
-      <w:bookmarkEnd w:id="16"/>
+      <w:bookmarkEnd w:id="15"/>
     </w:p>
     <w:p>
       <w:r>
@@ -7460,31 +7425,31 @@
       <w:pPr>
         <w:pStyle w:val="1"/>
       </w:pPr>
-      <w:bookmarkStart w:id="17" w:name="виконання-тестування-продуктивності"/>
-      <w:bookmarkStart w:id="18" w:name="_Toc228832275"/>
-      <w:bookmarkEnd w:id="3"/>
-      <w:bookmarkEnd w:id="15"/>
+      <w:bookmarkStart w:id="17" w:name="_Toc228832275"/>
+      <w:bookmarkStart w:id="18" w:name="виконання-тестування-продуктивності"/>
+      <w:bookmarkEnd w:id="4"/>
+      <w:bookmarkEnd w:id="16"/>
       <w:r>
         <w:rPr>
           <w:rFonts w:ascii="Times New Roman" w:hAnsi="Times New Roman"/>
         </w:rPr>
         <w:t>3 Виконання тестування продуктивності</w:t>
       </w:r>
-      <w:bookmarkEnd w:id="18"/>
+      <w:bookmarkEnd w:id="17"/>
     </w:p>
     <w:p>
       <w:pPr>
         <w:pStyle w:val="20"/>
       </w:pPr>
-      <w:bookmarkStart w:id="19" w:name="тестове-середовище-1"/>
-      <w:bookmarkStart w:id="20" w:name="_Toc228832276"/>
+      <w:bookmarkStart w:id="19" w:name="_Toc228832276"/>
+      <w:bookmarkStart w:id="20" w:name="тестове-середовище-1"/>
       <w:r>
         <w:rPr>
           <w:rFonts w:ascii="Times New Roman" w:hAnsi="Times New Roman"/>
         </w:rPr>
         <w:t>3.1 Тестове середовище</w:t>
       </w:r>
-      <w:bookmarkEnd w:id="20"/>
+      <w:bookmarkEnd w:id="19"/>
     </w:p>
     <w:p>
       <w:r>
@@ -8063,9 +8028,9 @@
       <w:pPr>
         <w:pStyle w:val="20"/>
       </w:pPr>
-      <w:bookmarkStart w:id="21" w:name="результати-smoke-тестування"/>
-      <w:bookmarkStart w:id="22" w:name="_Toc228832277"/>
-      <w:bookmarkEnd w:id="19"/>
+      <w:bookmarkStart w:id="21" w:name="_Toc228832277"/>
+      <w:bookmarkStart w:id="22" w:name="результати-smoke-тестування"/>
+      <w:bookmarkEnd w:id="20"/>
       <w:r>
         <w:rPr>
           <w:rFonts w:ascii="Times New Roman" w:hAnsi="Times New Roman"/>
@@ -8086,7 +8051,7 @@
         </w:rPr>
         <w:t>-тестування</w:t>
       </w:r>
-      <w:bookmarkEnd w:id="22"/>
+      <w:bookmarkEnd w:id="21"/>
     </w:p>
     <w:p>
       <w:proofErr w:type="spellStart"/>
@@ -8524,6 +8489,9 @@
         <w:pStyle w:val="ae"/>
       </w:pPr>
       <w:r>
+        <w:rPr>
+          <w:noProof/>
+        </w:rPr>
         <w:drawing>
           <wp:anchor distT="0" distB="0" distL="0" distR="0" simplePos="0" relativeHeight="251634176" behindDoc="0" locked="0" layoutInCell="1" allowOverlap="1" wp14:anchorId="74963C33" wp14:editId="32499CC9">
             <wp:simplePos x="0" y="0"/>
@@ -8632,9 +8600,9 @@
       <w:pPr>
         <w:pStyle w:val="20"/>
       </w:pPr>
-      <w:bookmarkStart w:id="23" w:name="результати-load-тестування"/>
-      <w:bookmarkStart w:id="24" w:name="_Toc228832278"/>
-      <w:bookmarkEnd w:id="21"/>
+      <w:bookmarkStart w:id="23" w:name="_Toc228832278"/>
+      <w:bookmarkStart w:id="24" w:name="результати-load-тестування"/>
+      <w:bookmarkEnd w:id="22"/>
       <w:r>
         <w:rPr>
           <w:rFonts w:ascii="Times New Roman" w:hAnsi="Times New Roman"/>
@@ -8656,7 +8624,7 @@
         </w:rPr>
         <w:t>-тестування</w:t>
       </w:r>
-      <w:bookmarkEnd w:id="24"/>
+      <w:bookmarkEnd w:id="23"/>
     </w:p>
     <w:p>
       <w:proofErr w:type="spellStart"/>
@@ -9146,6 +9114,9 @@
         <w:jc w:val="center"/>
       </w:pPr>
       <w:r>
+        <w:rPr>
+          <w:noProof/>
+        </w:rPr>
         <w:lastRenderedPageBreak/>
         <w:drawing>
           <wp:anchor distT="0" distB="0" distL="0" distR="0" simplePos="0" relativeHeight="251643392" behindDoc="0" locked="0" layoutInCell="1" allowOverlap="1" wp14:anchorId="39B4AE18" wp14:editId="4ED43624">
@@ -9218,9 +9189,9 @@
       <w:pPr>
         <w:pStyle w:val="20"/>
       </w:pPr>
-      <w:bookmarkStart w:id="25" w:name="результати-stress-тестування"/>
-      <w:bookmarkStart w:id="26" w:name="_Toc228832279"/>
-      <w:bookmarkEnd w:id="23"/>
+      <w:bookmarkStart w:id="25" w:name="_Toc228832279"/>
+      <w:bookmarkStart w:id="26" w:name="результати-stress-тестування"/>
+      <w:bookmarkEnd w:id="24"/>
       <w:r>
         <w:rPr>
           <w:rFonts w:ascii="Times New Roman" w:hAnsi="Times New Roman"/>
@@ -9241,7 +9212,7 @@
         </w:rPr>
         <w:t>-тестування</w:t>
       </w:r>
-      <w:bookmarkEnd w:id="26"/>
+      <w:bookmarkEnd w:id="25"/>
     </w:p>
     <w:p>
       <w:proofErr w:type="spellStart"/>
@@ -9703,6 +9674,9 @@
         <w:pStyle w:val="ae"/>
       </w:pPr>
       <w:r>
+        <w:rPr>
+          <w:noProof/>
+        </w:rPr>
         <w:drawing>
           <wp:anchor distT="0" distB="0" distL="0" distR="0" simplePos="0" relativeHeight="251652608" behindDoc="0" locked="0" layoutInCell="1" allowOverlap="1" wp14:anchorId="64240119" wp14:editId="21055F98">
             <wp:simplePos x="0" y="0"/>
@@ -9811,9 +9785,9 @@
       <w:pPr>
         <w:pStyle w:val="20"/>
       </w:pPr>
-      <w:bookmarkStart w:id="27" w:name="результати-ultra-stress-тестування"/>
-      <w:bookmarkStart w:id="28" w:name="_Toc228832280"/>
-      <w:bookmarkEnd w:id="25"/>
+      <w:bookmarkStart w:id="27" w:name="_Toc228832280"/>
+      <w:bookmarkStart w:id="28" w:name="результати-ultra-stress-тестування"/>
+      <w:bookmarkEnd w:id="26"/>
       <w:r>
         <w:rPr>
           <w:rFonts w:ascii="Times New Roman" w:hAnsi="Times New Roman"/>
@@ -9848,7 +9822,7 @@
         </w:rPr>
         <w:t>-тестування</w:t>
       </w:r>
-      <w:bookmarkEnd w:id="28"/>
+      <w:bookmarkEnd w:id="27"/>
     </w:p>
     <w:p>
       <w:proofErr w:type="spellStart"/>
@@ -10426,6 +10400,9 @@
         <w:jc w:val="center"/>
       </w:pPr>
       <w:r>
+        <w:rPr>
+          <w:noProof/>
+        </w:rPr>
         <w:lastRenderedPageBreak/>
         <w:drawing>
           <wp:anchor distT="0" distB="0" distL="0" distR="0" simplePos="0" relativeHeight="251661824" behindDoc="0" locked="0" layoutInCell="1" allowOverlap="1" wp14:anchorId="5BA68672" wp14:editId="653E1C6E">
@@ -10501,16 +10478,16 @@
       <w:pPr>
         <w:pStyle w:val="20"/>
       </w:pPr>
-      <w:bookmarkStart w:id="29" w:name="зведені-результати"/>
-      <w:bookmarkStart w:id="30" w:name="_Toc228832281"/>
-      <w:bookmarkEnd w:id="27"/>
+      <w:bookmarkStart w:id="29" w:name="_Toc228832281"/>
+      <w:bookmarkStart w:id="30" w:name="зведені-результати"/>
+      <w:bookmarkEnd w:id="28"/>
       <w:r>
         <w:rPr>
           <w:rFonts w:ascii="Times New Roman" w:hAnsi="Times New Roman"/>
         </w:rPr>
         <w:t>3.6 Зведені результати</w:t>
       </w:r>
-      <w:bookmarkEnd w:id="30"/>
+      <w:bookmarkEnd w:id="29"/>
     </w:p>
     <w:p>
       <w:pPr>
@@ -11210,6 +11187,9 @@
         <w:jc w:val="left"/>
       </w:pPr>
       <w:r>
+        <w:rPr>
+          <w:noProof/>
+        </w:rPr>
         <w:lastRenderedPageBreak/>
         <w:drawing>
           <wp:anchor distT="0" distB="0" distL="0" distR="0" simplePos="0" relativeHeight="251671040" behindDoc="0" locked="0" layoutInCell="1" allowOverlap="1" wp14:anchorId="4B3C88D2" wp14:editId="079342E6">
@@ -11976,6 +11956,9 @@
         <w:jc w:val="center"/>
       </w:pPr>
       <w:r>
+        <w:rPr>
+          <w:noProof/>
+        </w:rPr>
         <w:lastRenderedPageBreak/>
         <w:drawing>
           <wp:anchor distT="0" distB="0" distL="0" distR="0" simplePos="0" relativeHeight="251680256" behindDoc="0" locked="0" layoutInCell="1" allowOverlap="1" wp14:anchorId="4C851049" wp14:editId="63A8108A">
@@ -12051,16 +12034,16 @@
       <w:pPr>
         <w:pStyle w:val="20"/>
       </w:pPr>
-      <w:bookmarkStart w:id="31" w:name="аналіз-результатів-по-групах-ендпоінтів"/>
-      <w:bookmarkStart w:id="32" w:name="_Toc228832282"/>
-      <w:bookmarkEnd w:id="29"/>
+      <w:bookmarkStart w:id="31" w:name="_Toc228832282"/>
+      <w:bookmarkStart w:id="32" w:name="аналіз-результатів-по-групах-ендпоінтів"/>
+      <w:bookmarkEnd w:id="30"/>
       <w:r>
         <w:rPr>
           <w:rFonts w:ascii="Times New Roman" w:hAnsi="Times New Roman"/>
         </w:rPr>
         <w:t>3.7 Аналіз результатів по групах ендпоінтів</w:t>
       </w:r>
-      <w:bookmarkEnd w:id="32"/>
+      <w:bookmarkEnd w:id="31"/>
     </w:p>
     <w:p>
       <w:r>
@@ -12440,6 +12423,7 @@
             </w:pPr>
             <w:proofErr w:type="spellStart"/>
             <w:r>
+              <w:lastRenderedPageBreak/>
               <w:t>admin_export_csv</w:t>
             </w:r>
             <w:proofErr w:type="spellEnd"/>
@@ -12531,7 +12515,6 @@
             </w:pPr>
             <w:proofErr w:type="spellStart"/>
             <w:r>
-              <w:lastRenderedPageBreak/>
               <w:t>feed_global</w:t>
             </w:r>
             <w:proofErr w:type="spellEnd"/>
@@ -13744,6 +13727,7 @@
             </w:pPr>
             <w:proofErr w:type="spellStart"/>
             <w:r>
+              <w:lastRenderedPageBreak/>
               <w:t>admin_stats</w:t>
             </w:r>
             <w:proofErr w:type="spellEnd"/>
@@ -13926,7 +13910,6 @@
             </w:pPr>
             <w:proofErr w:type="spellStart"/>
             <w:r>
-              <w:lastRenderedPageBreak/>
               <w:t>collection_create</w:t>
             </w:r>
             <w:proofErr w:type="spellEnd"/>
@@ -15604,16 +15587,16 @@
       <w:pPr>
         <w:pStyle w:val="20"/>
       </w:pPr>
-      <w:bookmarkStart w:id="33" w:name="аналіз-динаміки-серверних-метрик"/>
-      <w:bookmarkStart w:id="34" w:name="_Toc228832283"/>
-      <w:bookmarkEnd w:id="31"/>
+      <w:bookmarkStart w:id="33" w:name="_Toc228832283"/>
+      <w:bookmarkStart w:id="34" w:name="аналіз-динаміки-серверних-метрик"/>
+      <w:bookmarkEnd w:id="32"/>
       <w:r>
         <w:rPr>
           <w:rFonts w:ascii="Times New Roman" w:hAnsi="Times New Roman"/>
         </w:rPr>
         <w:t>3.8 Аналіз динаміки серверних метрик</w:t>
       </w:r>
-      <w:bookmarkEnd w:id="34"/>
+      <w:bookmarkEnd w:id="33"/>
     </w:p>
     <w:p>
       <w:r>
@@ -16748,16 +16731,16 @@
       <w:pPr>
         <w:pStyle w:val="20"/>
       </w:pPr>
-      <w:bookmarkStart w:id="35" w:name="порівняльний-аналіз-масштабування"/>
-      <w:bookmarkStart w:id="36" w:name="_Toc228832284"/>
-      <w:bookmarkEnd w:id="33"/>
+      <w:bookmarkStart w:id="35" w:name="_Toc228832284"/>
+      <w:bookmarkStart w:id="36" w:name="порівняльний-аналіз-масштабування"/>
+      <w:bookmarkEnd w:id="34"/>
       <w:r>
         <w:rPr>
           <w:rFonts w:ascii="Times New Roman" w:hAnsi="Times New Roman"/>
         </w:rPr>
         <w:t>3.9 Порівняльний аналіз масштабування</w:t>
       </w:r>
-      <w:bookmarkEnd w:id="36"/>
+      <w:bookmarkEnd w:id="35"/>
     </w:p>
     <w:p>
       <w:r>
@@ -18215,6 +18198,9 @@
         <w:ind w:firstLine="0"/>
       </w:pPr>
       <w:r>
+        <w:rPr>
+          <w:noProof/>
+        </w:rPr>
         <w:lastRenderedPageBreak/>
         <w:drawing>
           <wp:anchor distT="0" distB="0" distL="0" distR="0" simplePos="0" relativeHeight="251689472" behindDoc="0" locked="0" layoutInCell="1" allowOverlap="1" wp14:anchorId="3BB410B7" wp14:editId="0282588D">
@@ -18327,9 +18313,9 @@
       <w:pPr>
         <w:pStyle w:val="20"/>
       </w:pPr>
-      <w:bookmarkStart w:id="37" w:name="виявлені-bottlenecks"/>
-      <w:bookmarkStart w:id="38" w:name="_Toc228832285"/>
-      <w:bookmarkEnd w:id="35"/>
+      <w:bookmarkStart w:id="37" w:name="_Toc228832285"/>
+      <w:bookmarkStart w:id="38" w:name="виявлені-bottlenecks"/>
+      <w:bookmarkEnd w:id="36"/>
       <w:r>
         <w:rPr>
           <w:rFonts w:ascii="Times New Roman" w:hAnsi="Times New Roman"/>
@@ -18343,7 +18329,7 @@
         </w:rPr>
         <w:t>bottlenecks</w:t>
       </w:r>
-      <w:bookmarkEnd w:id="38"/>
+      <w:bookmarkEnd w:id="37"/>
       <w:proofErr w:type="spellEnd"/>
     </w:p>
     <w:p>
@@ -18553,10 +18539,10 @@
       <w:pPr>
         <w:pStyle w:val="1"/>
       </w:pPr>
-      <w:bookmarkStart w:id="39" w:name="висновки-тестування-продуктивності"/>
-      <w:bookmarkStart w:id="40" w:name="_Toc228832286"/>
-      <w:bookmarkEnd w:id="17"/>
-      <w:bookmarkEnd w:id="37"/>
+      <w:bookmarkStart w:id="39" w:name="_Toc228832286"/>
+      <w:bookmarkStart w:id="40" w:name="висновки-тестування-продуктивності"/>
+      <w:bookmarkEnd w:id="18"/>
+      <w:bookmarkEnd w:id="38"/>
       <w:r>
         <w:rPr>
           <w:rFonts w:ascii="Times New Roman" w:hAnsi="Times New Roman"/>
@@ -18564,7 +18550,7 @@
         <w:lastRenderedPageBreak/>
         <w:t>4 Висновки тестування продуктивності</w:t>
       </w:r>
-      <w:bookmarkEnd w:id="40"/>
+      <w:bookmarkEnd w:id="39"/>
     </w:p>
     <w:p>
       <w:r>
@@ -19218,7 +19204,7 @@
         </w:rPr>
       </w:pPr>
       <w:bookmarkStart w:id="41" w:name="список-використаних-джерел"/>
-      <w:bookmarkEnd w:id="39"/>
+      <w:bookmarkEnd w:id="40"/>
       <w:r>
         <w:br w:type="page"/>
       </w:r>
@@ -19930,6 +19916,7 @@
       </w:pPr>
       <w:proofErr w:type="spellStart"/>
       <w:r>
+        <w:lastRenderedPageBreak/>
         <w:t>Beizer</w:t>
       </w:r>
       <w:proofErr w:type="spellEnd"/>
@@ -20011,15 +19998,21 @@
       <w:bookmarkEnd w:id="41"/>
     </w:p>
     <w:sectPr>
-      <w:footerReference w:type="default" r:id="rId15"/>
+      <w:headerReference w:type="even" r:id="rId15"/>
+      <w:headerReference w:type="default" r:id="rId16"/>
+      <w:footerReference w:type="even" r:id="rId17"/>
+      <w:footerReference w:type="default" r:id="rId18"/>
+      <w:headerReference w:type="first" r:id="rId19"/>
+      <w:footerReference w:type="first" r:id="rId20"/>
       <w:footnotePr>
         <w:numRestart w:val="eachSect"/>
       </w:footnotePr>
       <w:pgSz w:w="12240" w:h="15840"/>
       <w:pgMar w:top="1134" w:right="850" w:bottom="1134" w:left="1701" w:header="720" w:footer="720" w:gutter="0"/>
-      <w:pgNumType w:start="2"/>
+      <w:pgNumType w:start="1"/>
       <w:cols w:space="720"/>
-      <w:docGrid w:linePitch="360"/>
+      <w:titlePg/>
+      <w:docGrid w:linePitch="381"/>
     </w:sectPr>
   </w:body>
 </w:document>
@@ -20051,6 +20044,16 @@
 </file>
 
 <file path=word/footer1.xml><?xml version="1.0" encoding="utf-8"?>
+<w:ftr xmlns:wpc="http://schemas.microsoft.com/office/word/2010/wordprocessingCanvas" xmlns:cx="http://schemas.microsoft.com/office/drawing/2014/chartex" xmlns:cx1="http://schemas.microsoft.com/office/drawing/2015/9/8/chartex" xmlns:cx2="http://schemas.microsoft.com/office/drawing/2015/10/21/chartex" xmlns:cx3="http://schemas.microsoft.com/office/drawing/2016/5/9/chartex" xmlns:cx4="http://schemas.microsoft.com/office/drawing/2016/5/10/chartex" xmlns:cx5="http://schemas.microsoft.com/office/drawing/2016/5/11/chartex" xmlns:cx6="http://schemas.microsoft.com/office/drawing/2016/5/12/chartex" xmlns:cx7="http://schemas.microsoft.com/office/drawing/2016/5/13/chartex" xmlns:cx8="http://schemas.microsoft.com/office/drawing/2016/5/14/chartex" xmlns:mc="http://schemas.openxmlformats.org/markup-compatibility/2006" xmlns:aink="http://schemas.microsoft.com/office/drawing/2016/ink" xmlns:am3d="http://schemas.microsoft.com/office/drawing/2017/model3d" xmlns:o="urn:schemas-microsoft-com:office:office" xmlns:oel="http://schemas.microsoft.com/office/2019/extlst" xmlns:r="http://schemas.openxmlformats.org/officeDocument/2006/relationships" xmlns:m="http://schemas.openxmlformats.org/officeDocument/2006/math" xmlns:v="urn:schemas-microsoft-com:vml" xmlns:wp14="http://schemas.microsoft.com/office/word/2010/wordprocessingDrawing" xmlns:wp="http://schemas.openxmlformats.org/drawingml/2006/wordprocessingDrawing" xmlns:w10="urn:schemas-microsoft-com:office:word" xmlns:w="http://schemas.openxmlformats.org/wordprocessingml/2006/main" xmlns:w14="http://schemas.microsoft.com/office/word/2010/wordml" xmlns:w15="http://schemas.microsoft.com/office/word/2012/wordml" xmlns:w16cex="http://schemas.microsoft.com/office/word/2018/wordml/cex" xmlns:w16cid="http://schemas.microsoft.com/office/word/2016/wordml/cid" xmlns:w16="http://schemas.microsoft.com/office/word/2018/wordml" xmlns:w16du="http://schemas.microsoft.com/office/word/2023/wordml/word16du" xmlns:w16sdtdh="http://schemas.microsoft.com/office/word/2020/wordml/sdtdatahash" xmlns:w16sdtfl="http://schemas.microsoft.com/office/word/2024/wordml/sdtformatlock" xmlns:w16se="http://schemas.microsoft.com/office/word/2015/wordml/symex" xmlns:wpg="http://schemas.microsoft.com/office/word/2010/wordprocessingGroup" xmlns:wpi="http://schemas.microsoft.com/office/word/2010/wordprocessingInk" xmlns:wne="http://schemas.microsoft.com/office/word/2006/wordml" xmlns:wps="http://schemas.microsoft.com/office/word/2010/wordprocessingShape" mc:Ignorable="w14 w15 w16se w16cid w16 w16cex w16sdtdh w16sdtfl w16du wp14">
+  <w:p>
+    <w:pPr>
+      <w:pStyle w:val="a6"/>
+    </w:pPr>
+  </w:p>
+</w:ftr>
+</file>
+
+<file path=word/footer2.xml><?xml version="1.0" encoding="utf-8"?>
 <w:ftr xmlns:wpc="http://schemas.microsoft.com/office/word/2010/wordprocessingCanvas" xmlns:cx="http://schemas.microsoft.com/office/drawing/2014/chartex" xmlns:cx1="http://schemas.microsoft.com/office/drawing/2015/9/8/chartex" xmlns:cx2="http://schemas.microsoft.com/office/drawing/2015/10/21/chartex" xmlns:cx3="http://schemas.microsoft.com/office/drawing/2016/5/9/chartex" xmlns:cx4="http://schemas.microsoft.com/office/drawing/2016/5/10/chartex" xmlns:cx5="http://schemas.microsoft.com/office/drawing/2016/5/11/chartex" xmlns:cx6="http://schemas.microsoft.com/office/drawing/2016/5/12/chartex" xmlns:cx7="http://schemas.microsoft.com/office/drawing/2016/5/13/chartex" xmlns:cx8="http://schemas.microsoft.com/office/drawing/2016/5/14/chartex" xmlns:mc="http://schemas.openxmlformats.org/markup-compatibility/2006" xmlns:aink="http://schemas.microsoft.com/office/drawing/2016/ink" xmlns:am3d="http://schemas.microsoft.com/office/drawing/2017/model3d" xmlns:o="urn:schemas-microsoft-com:office:office" xmlns:oel="http://schemas.microsoft.com/office/2019/extlst" xmlns:r="http://schemas.openxmlformats.org/officeDocument/2006/relationships" xmlns:m="http://schemas.openxmlformats.org/officeDocument/2006/math" xmlns:v="urn:schemas-microsoft-com:vml" xmlns:wp14="http://schemas.microsoft.com/office/word/2010/wordprocessingDrawing" xmlns:wp="http://schemas.openxmlformats.org/drawingml/2006/wordprocessingDrawing" xmlns:w10="urn:schemas-microsoft-com:office:word" xmlns:w="http://schemas.openxmlformats.org/wordprocessingml/2006/main" xmlns:w14="http://schemas.microsoft.com/office/word/2010/wordml" xmlns:w15="http://schemas.microsoft.com/office/word/2012/wordml" xmlns:w16cex="http://schemas.microsoft.com/office/word/2018/wordml/cex" xmlns:w16cid="http://schemas.microsoft.com/office/word/2016/wordml/cid" xmlns:w16="http://schemas.microsoft.com/office/word/2018/wordml" xmlns:w16du="http://schemas.microsoft.com/office/word/2023/wordml/word16du" xmlns:w16sdtdh="http://schemas.microsoft.com/office/word/2020/wordml/sdtdatahash" xmlns:w16sdtfl="http://schemas.microsoft.com/office/word/2024/wordml/sdtformatlock" xmlns:w16se="http://schemas.microsoft.com/office/word/2015/wordml/symex" xmlns:wpg="http://schemas.microsoft.com/office/word/2010/wordprocessingGroup" xmlns:wpi="http://schemas.microsoft.com/office/word/2010/wordprocessingInk" xmlns:wne="http://schemas.microsoft.com/office/word/2006/wordml" xmlns:wps="http://schemas.microsoft.com/office/word/2010/wordprocessingShape" mc:Ignorable="w14 w15 w16se w16cid w16 w16cex w16sdtdh w16sdtfl w16du wp14">
   <w:p>
     <w:pPr>
@@ -20079,6 +20082,16 @@
 </w:ftr>
 </file>
 
+<file path=word/footer3.xml><?xml version="1.0" encoding="utf-8"?>
+<w:ftr xmlns:wpc="http://schemas.microsoft.com/office/word/2010/wordprocessingCanvas" xmlns:cx="http://schemas.microsoft.com/office/drawing/2014/chartex" xmlns:cx1="http://schemas.microsoft.com/office/drawing/2015/9/8/chartex" xmlns:cx2="http://schemas.microsoft.com/office/drawing/2015/10/21/chartex" xmlns:cx3="http://schemas.microsoft.com/office/drawing/2016/5/9/chartex" xmlns:cx4="http://schemas.microsoft.com/office/drawing/2016/5/10/chartex" xmlns:cx5="http://schemas.microsoft.com/office/drawing/2016/5/11/chartex" xmlns:cx6="http://schemas.microsoft.com/office/drawing/2016/5/12/chartex" xmlns:cx7="http://schemas.microsoft.com/office/drawing/2016/5/13/chartex" xmlns:cx8="http://schemas.microsoft.com/office/drawing/2016/5/14/chartex" xmlns:mc="http://schemas.openxmlformats.org/markup-compatibility/2006" xmlns:aink="http://schemas.microsoft.com/office/drawing/2016/ink" xmlns:am3d="http://schemas.microsoft.com/office/drawing/2017/model3d" xmlns:o="urn:schemas-microsoft-com:office:office" xmlns:oel="http://schemas.microsoft.com/office/2019/extlst" xmlns:r="http://schemas.openxmlformats.org/officeDocument/2006/relationships" xmlns:m="http://schemas.openxmlformats.org/officeDocument/2006/math" xmlns:v="urn:schemas-microsoft-com:vml" xmlns:wp14="http://schemas.microsoft.com/office/word/2010/wordprocessingDrawing" xmlns:wp="http://schemas.openxmlformats.org/drawingml/2006/wordprocessingDrawing" xmlns:w10="urn:schemas-microsoft-com:office:word" xmlns:w="http://schemas.openxmlformats.org/wordprocessingml/2006/main" xmlns:w14="http://schemas.microsoft.com/office/word/2010/wordml" xmlns:w15="http://schemas.microsoft.com/office/word/2012/wordml" xmlns:w16cex="http://schemas.microsoft.com/office/word/2018/wordml/cex" xmlns:w16cid="http://schemas.microsoft.com/office/word/2016/wordml/cid" xmlns:w16="http://schemas.microsoft.com/office/word/2018/wordml" xmlns:w16du="http://schemas.microsoft.com/office/word/2023/wordml/word16du" xmlns:w16sdtdh="http://schemas.microsoft.com/office/word/2020/wordml/sdtdatahash" xmlns:w16sdtfl="http://schemas.microsoft.com/office/word/2024/wordml/sdtformatlock" xmlns:w16se="http://schemas.microsoft.com/office/word/2015/wordml/symex" xmlns:wpg="http://schemas.microsoft.com/office/word/2010/wordprocessingGroup" xmlns:wpi="http://schemas.microsoft.com/office/word/2010/wordprocessingInk" xmlns:wne="http://schemas.microsoft.com/office/word/2006/wordml" xmlns:wps="http://schemas.microsoft.com/office/word/2010/wordprocessingShape" mc:Ignorable="w14 w15 w16se w16cid w16 w16cex w16sdtdh w16sdtfl w16du wp14">
+  <w:p>
+    <w:pPr>
+      <w:pStyle w:val="a6"/>
+    </w:pPr>
+  </w:p>
+</w:ftr>
+</file>
+
 <file path=word/footnotes.xml><?xml version="1.0" encoding="utf-8"?>
 <w:footnotes xmlns:wpc="http://schemas.microsoft.com/office/word/2010/wordprocessingCanvas" xmlns:cx="http://schemas.microsoft.com/office/drawing/2014/chartex" xmlns:cx1="http://schemas.microsoft.com/office/drawing/2015/9/8/chartex" xmlns:cx2="http://schemas.microsoft.com/office/drawing/2015/10/21/chartex" xmlns:cx3="http://schemas.microsoft.com/office/drawing/2016/5/9/chartex" xmlns:cx4="http://schemas.microsoft.com/office/drawing/2016/5/10/chartex" xmlns:cx5="http://schemas.microsoft.com/office/drawing/2016/5/11/chartex" xmlns:cx6="http://schemas.microsoft.com/office/drawing/2016/5/12/chartex" xmlns:cx7="http://schemas.microsoft.com/office/drawing/2016/5/13/chartex" xmlns:cx8="http://schemas.microsoft.com/office/drawing/2016/5/14/chartex" xmlns:mc="http://schemas.openxmlformats.org/markup-compatibility/2006" xmlns:aink="http://schemas.microsoft.com/office/drawing/2016/ink" xmlns:am3d="http://schemas.microsoft.com/office/drawing/2017/model3d" xmlns:o="urn:schemas-microsoft-com:office:office" xmlns:oel="http://schemas.microsoft.com/office/2019/extlst" xmlns:r="http://schemas.openxmlformats.org/officeDocument/2006/relationships" xmlns:m="http://schemas.openxmlformats.org/officeDocument/2006/math" xmlns:v="urn:schemas-microsoft-com:vml" xmlns:wp14="http://schemas.microsoft.com/office/word/2010/wordprocessingDrawing" xmlns:wp="http://schemas.openxmlformats.org/drawingml/2006/wordprocessingDrawing" xmlns:w10="urn:schemas-microsoft-com:office:word" xmlns:w="http://schemas.openxmlformats.org/wordprocessingml/2006/main" xmlns:w14="http://schemas.microsoft.com/office/word/2010/wordml" xmlns:w15="http://schemas.microsoft.com/office/word/2012/wordml" xmlns:w16cex="http://schemas.microsoft.com/office/word/2018/wordml/cex" xmlns:w16cid="http://schemas.microsoft.com/office/word/2016/wordml/cid" xmlns:w16="http://schemas.microsoft.com/office/word/2018/wordml" xmlns:w16du="http://schemas.microsoft.com/office/word/2023/wordml/word16du" xmlns:w16sdtdh="http://schemas.microsoft.com/office/word/2020/wordml/sdtdatahash" xmlns:w16sdtfl="http://schemas.microsoft.com/office/word/2024/wordml/sdtformatlock" xmlns:w16se="http://schemas.microsoft.com/office/word/2015/wordml/symex" xmlns:wpg="http://schemas.microsoft.com/office/word/2010/wordprocessingGroup" xmlns:wpi="http://schemas.microsoft.com/office/word/2010/wordprocessingInk" xmlns:wne="http://schemas.microsoft.com/office/word/2006/wordml" xmlns:wps="http://schemas.microsoft.com/office/word/2010/wordprocessingShape" mc:Ignorable="w14 w15 w16se w16cid w16 w16cex w16sdtdh w16sdtfl w16du wp14">
   <w:footnote w:type="separator" w:id="-1">
@@ -20102,6 +20115,68 @@
     </w:p>
   </w:footnote>
 </w:footnotes>
+</file>
+
+<file path=word/header1.xml><?xml version="1.0" encoding="utf-8"?>
+<w:hdr xmlns:wpc="http://schemas.microsoft.com/office/word/2010/wordprocessingCanvas" xmlns:cx="http://schemas.microsoft.com/office/drawing/2014/chartex" xmlns:cx1="http://schemas.microsoft.com/office/drawing/2015/9/8/chartex" xmlns:cx2="http://schemas.microsoft.com/office/drawing/2015/10/21/chartex" xmlns:cx3="http://schemas.microsoft.com/office/drawing/2016/5/9/chartex" xmlns:cx4="http://schemas.microsoft.com/office/drawing/2016/5/10/chartex" xmlns:cx5="http://schemas.microsoft.com/office/drawing/2016/5/11/chartex" xmlns:cx6="http://schemas.microsoft.com/office/drawing/2016/5/12/chartex" xmlns:cx7="http://schemas.microsoft.com/office/drawing/2016/5/13/chartex" xmlns:cx8="http://schemas.microsoft.com/office/drawing/2016/5/14/chartex" xmlns:mc="http://schemas.openxmlformats.org/markup-compatibility/2006" xmlns:aink="http://schemas.microsoft.com/office/drawing/2016/ink" xmlns:am3d="http://schemas.microsoft.com/office/drawing/2017/model3d" xmlns:o="urn:schemas-microsoft-com:office:office" xmlns:oel="http://schemas.microsoft.com/office/2019/extlst" xmlns:r="http://schemas.openxmlformats.org/officeDocument/2006/relationships" xmlns:m="http://schemas.openxmlformats.org/officeDocument/2006/math" xmlns:v="urn:schemas-microsoft-com:vml" xmlns:wp14="http://schemas.microsoft.com/office/word/2010/wordprocessingDrawing" xmlns:wp="http://schemas.openxmlformats.org/drawingml/2006/wordprocessingDrawing" xmlns:w10="urn:schemas-microsoft-com:office:word" xmlns:w="http://schemas.openxmlformats.org/wordprocessingml/2006/main" xmlns:w14="http://schemas.microsoft.com/office/word/2010/wordml" xmlns:w15="http://schemas.microsoft.com/office/word/2012/wordml" xmlns:w16cex="http://schemas.microsoft.com/office/word/2018/wordml/cex" xmlns:w16cid="http://schemas.microsoft.com/office/word/2016/wordml/cid" xmlns:w16="http://schemas.microsoft.com/office/word/2018/wordml" xmlns:w16du="http://schemas.microsoft.com/office/word/2023/wordml/word16du" xmlns:w16sdtdh="http://schemas.microsoft.com/office/word/2020/wordml/sdtdatahash" xmlns:w16sdtfl="http://schemas.microsoft.com/office/word/2024/wordml/sdtformatlock" xmlns:w16se="http://schemas.microsoft.com/office/word/2015/wordml/symex" xmlns:wpg="http://schemas.microsoft.com/office/word/2010/wordprocessingGroup" xmlns:wpi="http://schemas.microsoft.com/office/word/2010/wordprocessingInk" xmlns:wne="http://schemas.microsoft.com/office/word/2006/wordml" xmlns:wps="http://schemas.microsoft.com/office/word/2010/wordprocessingShape" mc:Ignorable="w14 w15 w16se w16cid w16 w16cex w16sdtdh w16sdtfl w16du wp14">
+  <w:p>
+    <w:pPr>
+      <w:pStyle w:val="a4"/>
+    </w:pPr>
+  </w:p>
+</w:hdr>
+</file>
+
+<file path=word/header2.xml><?xml version="1.0" encoding="utf-8"?>
+<w:hdr xmlns:wpc="http://schemas.microsoft.com/office/word/2010/wordprocessingCanvas" xmlns:cx="http://schemas.microsoft.com/office/drawing/2014/chartex" xmlns:cx1="http://schemas.microsoft.com/office/drawing/2015/9/8/chartex" xmlns:cx2="http://schemas.microsoft.com/office/drawing/2015/10/21/chartex" xmlns:cx3="http://schemas.microsoft.com/office/drawing/2016/5/9/chartex" xmlns:cx4="http://schemas.microsoft.com/office/drawing/2016/5/10/chartex" xmlns:cx5="http://schemas.microsoft.com/office/drawing/2016/5/11/chartex" xmlns:cx6="http://schemas.microsoft.com/office/drawing/2016/5/12/chartex" xmlns:cx7="http://schemas.microsoft.com/office/drawing/2016/5/13/chartex" xmlns:cx8="http://schemas.microsoft.com/office/drawing/2016/5/14/chartex" xmlns:mc="http://schemas.openxmlformats.org/markup-compatibility/2006" xmlns:aink="http://schemas.microsoft.com/office/drawing/2016/ink" xmlns:am3d="http://schemas.microsoft.com/office/drawing/2017/model3d" xmlns:o="urn:schemas-microsoft-com:office:office" xmlns:oel="http://schemas.microsoft.com/office/2019/extlst" xmlns:r="http://schemas.openxmlformats.org/officeDocument/2006/relationships" xmlns:m="http://schemas.openxmlformats.org/officeDocument/2006/math" xmlns:v="urn:schemas-microsoft-com:vml" xmlns:wp14="http://schemas.microsoft.com/office/word/2010/wordprocessingDrawing" xmlns:wp="http://schemas.openxmlformats.org/drawingml/2006/wordprocessingDrawing" xmlns:w10="urn:schemas-microsoft-com:office:word" xmlns:w="http://schemas.openxmlformats.org/wordprocessingml/2006/main" xmlns:w14="http://schemas.microsoft.com/office/word/2010/wordml" xmlns:w15="http://schemas.microsoft.com/office/word/2012/wordml" xmlns:w16cex="http://schemas.microsoft.com/office/word/2018/wordml/cex" xmlns:w16cid="http://schemas.microsoft.com/office/word/2016/wordml/cid" xmlns:w16="http://schemas.microsoft.com/office/word/2018/wordml" xmlns:w16du="http://schemas.microsoft.com/office/word/2023/wordml/word16du" xmlns:w16sdtdh="http://schemas.microsoft.com/office/word/2020/wordml/sdtdatahash" xmlns:w16sdtfl="http://schemas.microsoft.com/office/word/2024/wordml/sdtformatlock" xmlns:w16se="http://schemas.microsoft.com/office/word/2015/wordml/symex" xmlns:wpg="http://schemas.microsoft.com/office/word/2010/wordprocessingGroup" xmlns:wpi="http://schemas.microsoft.com/office/word/2010/wordprocessingInk" xmlns:wne="http://schemas.microsoft.com/office/word/2006/wordml" xmlns:wps="http://schemas.microsoft.com/office/word/2010/wordprocessingShape" mc:Ignorable="w14 w15 w16se w16cid w16 w16cex w16sdtdh w16sdtfl w16du wp14">
+  <w:sdt>
+    <w:sdtPr>
+      <w:id w:val="-1964192811"/>
+      <w:docPartObj>
+        <w:docPartGallery w:val="Page Numbers (Top of Page)"/>
+        <w:docPartUnique/>
+      </w:docPartObj>
+    </w:sdtPr>
+    <w:sdtContent>
+      <w:p>
+        <w:pPr>
+          <w:pStyle w:val="a4"/>
+          <w:jc w:val="right"/>
+        </w:pPr>
+        <w:r>
+          <w:fldChar w:fldCharType="begin"/>
+        </w:r>
+        <w:r>
+          <w:instrText>PAGE   \* MERGEFORMAT</w:instrText>
+        </w:r>
+        <w:r>
+          <w:fldChar w:fldCharType="separate"/>
+        </w:r>
+        <w:r>
+          <w:t>2</w:t>
+        </w:r>
+        <w:r>
+          <w:fldChar w:fldCharType="end"/>
+        </w:r>
+      </w:p>
+    </w:sdtContent>
+  </w:sdt>
+  <w:p>
+    <w:pPr>
+      <w:pStyle w:val="a4"/>
+    </w:pPr>
+  </w:p>
+</w:hdr>
+</file>
+
+<file path=word/header3.xml><?xml version="1.0" encoding="utf-8"?>
+<w:hdr xmlns:wpc="http://schemas.microsoft.com/office/word/2010/wordprocessingCanvas" xmlns:cx="http://schemas.microsoft.com/office/drawing/2014/chartex" xmlns:cx1="http://schemas.microsoft.com/office/drawing/2015/9/8/chartex" xmlns:cx2="http://schemas.microsoft.com/office/drawing/2015/10/21/chartex" xmlns:cx3="http://schemas.microsoft.com/office/drawing/2016/5/9/chartex" xmlns:cx4="http://schemas.microsoft.com/office/drawing/2016/5/10/chartex" xmlns:cx5="http://schemas.microsoft.com/office/drawing/2016/5/11/chartex" xmlns:cx6="http://schemas.microsoft.com/office/drawing/2016/5/12/chartex" xmlns:cx7="http://schemas.microsoft.com/office/drawing/2016/5/13/chartex" xmlns:cx8="http://schemas.microsoft.com/office/drawing/2016/5/14/chartex" xmlns:mc="http://schemas.openxmlformats.org/markup-compatibility/2006" xmlns:aink="http://schemas.microsoft.com/office/drawing/2016/ink" xmlns:am3d="http://schemas.microsoft.com/office/drawing/2017/model3d" xmlns:o="urn:schemas-microsoft-com:office:office" xmlns:oel="http://schemas.microsoft.com/office/2019/extlst" xmlns:r="http://schemas.openxmlformats.org/officeDocument/2006/relationships" xmlns:m="http://schemas.openxmlformats.org/officeDocument/2006/math" xmlns:v="urn:schemas-microsoft-com:vml" xmlns:wp14="http://schemas.microsoft.com/office/word/2010/wordprocessingDrawing" xmlns:wp="http://schemas.openxmlformats.org/drawingml/2006/wordprocessingDrawing" xmlns:w10="urn:schemas-microsoft-com:office:word" xmlns:w="http://schemas.openxmlformats.org/wordprocessingml/2006/main" xmlns:w14="http://schemas.microsoft.com/office/word/2010/wordml" xmlns:w15="http://schemas.microsoft.com/office/word/2012/wordml" xmlns:w16cex="http://schemas.microsoft.com/office/word/2018/wordml/cex" xmlns:w16cid="http://schemas.microsoft.com/office/word/2016/wordml/cid" xmlns:w16="http://schemas.microsoft.com/office/word/2018/wordml" xmlns:w16du="http://schemas.microsoft.com/office/word/2023/wordml/word16du" xmlns:w16sdtdh="http://schemas.microsoft.com/office/word/2020/wordml/sdtdatahash" xmlns:w16sdtfl="http://schemas.microsoft.com/office/word/2024/wordml/sdtformatlock" xmlns:w16se="http://schemas.microsoft.com/office/word/2015/wordml/symex" xmlns:wpg="http://schemas.microsoft.com/office/word/2010/wordprocessingGroup" xmlns:wpi="http://schemas.microsoft.com/office/word/2010/wordprocessingInk" xmlns:wne="http://schemas.microsoft.com/office/word/2006/wordml" xmlns:wps="http://schemas.microsoft.com/office/word/2010/wordprocessingShape" mc:Ignorable="w14 w15 w16se w16cid w16 w16cex w16sdtdh w16sdtfl w16du wp14">
+  <w:p>
+    <w:pPr>
+      <w:pStyle w:val="a4"/>
+    </w:pPr>
+  </w:p>
+</w:hdr>
 </file>
 
 <file path=word/numbering.xml><?xml version="1.0" encoding="utf-8"?>
@@ -21293,6 +21368,7 @@
   <w:style w:type="character" w:default="1" w:styleId="a1">
     <w:name w:val="Default Paragraph Font"/>
     <w:uiPriority w:val="1"/>
+    <w:semiHidden/>
     <w:unhideWhenUsed/>
   </w:style>
   <w:style w:type="table" w:default="1" w:styleId="a2">
